--- a/samples/showcase.docx
+++ b/samples/showcase.docx
@@ -406,7 +406,7 @@
         <w:rPr>
           <w:rStyle w:val="VerbatimChar"/>
         </w:rPr>
-        <w:t xml:space="preserve">scripts/reference.docx</w:t>
+        <w:t xml:space="preserve">skills/markdown-to-docx/scripts/reference.docx</w:t>
       </w:r>
       <w:r>
         <w:t xml:space="preserve"> </w:t>
@@ -488,7 +488,7 @@
         <w:rPr>
           <w:rStyle w:val="VerbatimChar"/>
         </w:rPr>
-        <w:t xml:space="preserve">scripts/reference.docx</w:t>
+        <w:t xml:space="preserve">skills/markdown-to-docx/scripts/reference.docx</w:t>
       </w:r>
       <w:r>
         <w:t xml:space="preserve"> </w:t>
@@ -666,7 +666,7 @@
         <w:rPr>
           <w:rStyle w:val="VerbatimChar"/>
         </w:rPr>
-        <w:t xml:space="preserve">scripts/reference.docx</w:t>
+        <w:t xml:space="preserve">skills/markdown-to-docx/scripts/reference.docx</w:t>
       </w:r>
       <w:r>
         <w:t xml:space="preserve"> </w:t>
